--- a/体美劳素质素养/课程说明.docx
+++ b/体美劳素质素养/课程说明.docx
@@ -105,14 +105,6 @@
                 <w:lang w:eastAsia="zh-CN"/>
               </w:rPr>
               <w:t>体美劳素质素养</w:t>
-            </w:r>
-            <w:r>
-              <w:rPr>
-                <w:rFonts w:hint="eastAsia"/>
-                <w:color w:val="auto"/>
-                <w:lang w:eastAsia="zh-CN"/>
-              </w:rPr>
-              <w:t>（健美）</w:t>
             </w:r>
           </w:p>
         </w:tc>
@@ -477,7 +469,6 @@
               <w:spacing w:line="336" w:lineRule="auto"/>
               <w:ind w:firstLineChars="200" w:firstLine="440"/>
               <w:rPr>
-                <w:rFonts w:hint="eastAsia"/>
                 <w:color w:val="auto"/>
                 <w:lang w:eastAsia="zh-CN"/>
               </w:rPr>
@@ -496,7 +487,196 @@
                 <w:color w:val="auto"/>
                 <w:lang w:eastAsia="zh-CN"/>
               </w:rPr>
-              <w:t>，也就是所谓的体育课。</w:t>
+              <w:t>，</w:t>
+            </w:r>
+            <w:r>
+              <w:rPr>
+                <w:rFonts w:hint="eastAsia"/>
+                <w:color w:val="auto"/>
+                <w:lang w:eastAsia="zh-CN"/>
+              </w:rPr>
+              <w:t>包含</w:t>
+            </w:r>
+            <w:r>
+              <w:rPr>
+                <w:rFonts w:hint="eastAsia"/>
+                <w:b/>
+                <w:bCs/>
+                <w:color w:val="auto"/>
+                <w:lang w:eastAsia="zh-CN"/>
+              </w:rPr>
+              <w:t>体育</w:t>
+            </w:r>
+            <w:r>
+              <w:rPr>
+                <w:rFonts w:hint="eastAsia"/>
+                <w:b/>
+                <w:bCs/>
+                <w:color w:val="auto"/>
+                <w:lang w:eastAsia="zh-CN"/>
+              </w:rPr>
+              <w:t>（体），</w:t>
+            </w:r>
+            <w:r>
+              <w:rPr>
+                <w:b/>
+                <w:bCs/>
+                <w:color w:val="auto"/>
+                <w:lang w:eastAsia="zh-CN"/>
+              </w:rPr>
+              <w:t>不朽的艺术：走进大师与经典</w:t>
+            </w:r>
+            <w:r>
+              <w:rPr>
+                <w:rFonts w:hint="eastAsia"/>
+                <w:b/>
+                <w:bCs/>
+                <w:color w:val="auto"/>
+                <w:lang w:eastAsia="zh-CN"/>
+              </w:rPr>
+              <w:t>（美），</w:t>
+            </w:r>
+            <w:r>
+              <w:rPr>
+                <w:b/>
+                <w:bCs/>
+                <w:color w:val="auto"/>
+                <w:lang w:eastAsia="zh-CN"/>
+              </w:rPr>
+              <w:t>劳动教育</w:t>
+            </w:r>
+            <w:r>
+              <w:rPr>
+                <w:rFonts w:hint="eastAsia"/>
+                <w:b/>
+                <w:bCs/>
+                <w:color w:val="auto"/>
+                <w:lang w:eastAsia="zh-CN"/>
+              </w:rPr>
+              <w:t>（劳）</w:t>
+            </w:r>
+            <w:r>
+              <w:rPr>
+                <w:rFonts w:hint="eastAsia"/>
+                <w:color w:val="auto"/>
+                <w:lang w:eastAsia="zh-CN"/>
+              </w:rPr>
+              <w:t>。</w:t>
+            </w:r>
+          </w:p>
+          <w:p>
+            <w:pPr>
+              <w:spacing w:line="336" w:lineRule="auto"/>
+              <w:ind w:firstLineChars="200" w:firstLine="440"/>
+              <w:rPr>
+                <w:rFonts w:hint="eastAsia"/>
+                <w:color w:val="auto"/>
+                <w:lang w:eastAsia="zh-CN"/>
+              </w:rPr>
+            </w:pPr>
+            <w:r>
+              <w:rPr>
+                <w:color w:val="auto"/>
+                <w:lang w:eastAsia="zh-CN"/>
+              </w:rPr>
+              <w:t>总成绩＝体育成绩×0.5＋美育成绩×0.25＋劳动教育成绩×0.25</w:t>
+            </w:r>
+            <w:r>
+              <w:rPr>
+                <w:rFonts w:hint="eastAsia"/>
+                <w:color w:val="auto"/>
+                <w:lang w:eastAsia="zh-CN"/>
+              </w:rPr>
+              <w:t>。</w:t>
+            </w:r>
+          </w:p>
+          <w:p>
+            <w:pPr>
+              <w:spacing w:line="336" w:lineRule="auto"/>
+              <w:ind w:firstLineChars="200" w:firstLine="440"/>
+              <w:rPr>
+                <w:lang w:eastAsia="zh-CN"/>
+              </w:rPr>
+            </w:pPr>
+            <w:r>
+              <w:rPr>
+                <w:rFonts w:hint="eastAsia"/>
+                <w:color w:val="auto"/>
+                <w:lang w:eastAsia="zh-CN"/>
+              </w:rPr>
+              <w:t>其中</w:t>
+            </w:r>
+            <w:r>
+              <w:rPr>
+                <w:b/>
+                <w:bCs/>
+                <w:color w:val="auto"/>
+                <w:lang w:eastAsia="zh-CN"/>
+              </w:rPr>
+              <w:t>不朽的艺术：走进大师与经典</w:t>
+            </w:r>
+            <w:r>
+              <w:rPr>
+                <w:rFonts w:hint="eastAsia"/>
+                <w:b/>
+                <w:bCs/>
+                <w:color w:val="auto"/>
+                <w:lang w:eastAsia="zh-CN"/>
+              </w:rPr>
+              <w:t>（美），</w:t>
+            </w:r>
+            <w:r>
+              <w:rPr>
+                <w:b/>
+                <w:bCs/>
+                <w:color w:val="auto"/>
+                <w:lang w:eastAsia="zh-CN"/>
+              </w:rPr>
+              <w:t>劳动教育</w:t>
+            </w:r>
+            <w:r>
+              <w:rPr>
+                <w:rFonts w:hint="eastAsia"/>
+                <w:b/>
+                <w:bCs/>
+                <w:color w:val="auto"/>
+                <w:lang w:eastAsia="zh-CN"/>
+              </w:rPr>
+              <w:t>（劳）</w:t>
+            </w:r>
+            <w:r>
+              <w:rPr>
+                <w:rFonts w:hint="eastAsia"/>
+                <w:color w:val="auto"/>
+                <w:lang w:eastAsia="zh-CN"/>
+              </w:rPr>
+              <w:t>都是MOOC网络课程，</w:t>
+            </w:r>
+            <w:r>
+              <w:rPr>
+                <w:rFonts w:hint="eastAsia"/>
+                <w:lang w:eastAsia="zh-CN"/>
+              </w:rPr>
+              <w:t>可以在网上找到答案，如果对在网上找到的答案不放心可以用世界知识比较丰富的强AI模型来做，或者用多个大语言模型交叉验证答案，尽量拿到满分。</w:t>
+            </w:r>
+          </w:p>
+          <w:p>
+            <w:pPr>
+              <w:spacing w:line="336" w:lineRule="auto"/>
+              <w:ind w:firstLineChars="200" w:firstLine="440"/>
+              <w:rPr>
+                <w:rFonts w:hint="eastAsia"/>
+                <w:color w:val="EE0000"/>
+                <w:lang w:eastAsia="zh-CN"/>
+              </w:rPr>
+            </w:pPr>
+            <w:r>
+              <w:rPr>
+                <w:rFonts w:hint="eastAsia"/>
+                <w:color w:val="EE0000"/>
+                <w:lang w:eastAsia="zh-CN"/>
+              </w:rPr>
+              <w:t>重点讲一讲体育！！！</w:t>
             </w:r>
           </w:p>
           <w:p>
@@ -515,7 +695,15 @@
                 <w:color w:val="auto"/>
                 <w:lang w:eastAsia="zh-CN"/>
               </w:rPr>
-              <w:t>这门课想要刷分一定要选择比较简单比较适合自己的体育项目，不要因为好奇心选择一些自己不擅长的项目。</w:t>
+              <w:t>体育</w:t>
+            </w:r>
+            <w:r>
+              <w:rPr>
+                <w:rFonts w:hint="eastAsia"/>
+                <w:color w:val="auto"/>
+                <w:lang w:eastAsia="zh-CN"/>
+              </w:rPr>
+              <w:t>想要刷分一定要选择比较简单比较适合自己的体育项目，不要因为好奇心选择一些自己不擅长的项目。</w:t>
             </w:r>
           </w:p>
           <w:p>
@@ -534,7 +722,15 @@
                 <w:color w:val="EE0000"/>
                 <w:lang w:eastAsia="zh-CN"/>
               </w:rPr>
-              <w:t>这门课包含不同的体育项目，需要抢课。比较简单好拿分的项目抢的特别快，比较困难得分低的项目就会被剩下。</w:t>
+              <w:t>体育课</w:t>
+            </w:r>
+            <w:r>
+              <w:rPr>
+                <w:rFonts w:hint="eastAsia"/>
+                <w:color w:val="EE0000"/>
+                <w:lang w:eastAsia="zh-CN"/>
+              </w:rPr>
+              <w:t>包含不同的体育项目，需要抢课。比较简单好拿分的项目抢的特别快，比较困难得分低的项目就会被剩下。</w:t>
             </w:r>
           </w:p>
           <w:p>
@@ -542,7 +738,7 @@
               <w:spacing w:line="336" w:lineRule="auto"/>
               <w:ind w:firstLineChars="200" w:firstLine="440"/>
               <w:rPr>
-                <w:rFonts w:hint="eastAsia"/>
+                <w:color w:val="auto"/>
                 <w:lang w:eastAsia="zh-CN"/>
               </w:rPr>
             </w:pPr>
@@ -601,6 +797,76 @@
                 <w:lang w:eastAsia="zh-CN"/>
               </w:rPr>
               <w:t>最终成绩＝平时成绩+考试成绩。没有健身基础的拿到及格的考试成绩都困难，我最后考试成绩刚好及格，是因为老师看我太菜放水了，总之慎选。</w:t>
+            </w:r>
+          </w:p>
+          <w:p>
+            <w:pPr>
+              <w:spacing w:line="336" w:lineRule="auto"/>
+              <w:ind w:firstLineChars="200" w:firstLine="440"/>
+              <w:rPr>
+                <w:rFonts w:hint="eastAsia"/>
+                <w:lang w:eastAsia="zh-CN"/>
+              </w:rPr>
+            </w:pPr>
+            <w:r>
+              <w:rPr>
+                <w:rFonts w:hint="eastAsia"/>
+                <w:color w:val="auto"/>
+                <w:lang w:eastAsia="zh-CN"/>
+              </w:rPr>
+              <w:t>最后</w:t>
+            </w:r>
+            <w:r>
+              <w:rPr>
+                <w:rFonts w:hint="eastAsia"/>
+                <w:b/>
+                <w:bCs/>
+                <w:color w:val="auto"/>
+                <w:lang w:eastAsia="zh-CN"/>
+              </w:rPr>
+              <w:t>劳动教育</w:t>
+            </w:r>
+            <w:r>
+              <w:rPr>
+                <w:rFonts w:hint="eastAsia"/>
+                <w:color w:val="auto"/>
+                <w:lang w:eastAsia="zh-CN"/>
+              </w:rPr>
+              <w:t>94，</w:t>
+            </w:r>
+            <w:r>
+              <w:rPr>
+                <w:b/>
+                <w:bCs/>
+                <w:color w:val="auto"/>
+                <w:lang w:eastAsia="zh-CN"/>
+              </w:rPr>
+              <w:t>不朽的艺术：走进大师与经典</w:t>
+            </w:r>
+            <w:r>
+              <w:rPr>
+                <w:rFonts w:hint="eastAsia"/>
+                <w:color w:val="auto"/>
+                <w:lang w:eastAsia="zh-CN"/>
+              </w:rPr>
+              <w:t>99，根据</w:t>
+            </w:r>
+            <w:r>
+              <w:rPr>
+                <w:rFonts w:hint="eastAsia"/>
+                <w:color w:val="auto"/>
+                <w:lang w:eastAsia="zh-CN"/>
+              </w:rPr>
+              <w:t>比例反</w:t>
+            </w:r>
+            <w:r>
+              <w:rPr>
+                <w:rFonts w:hint="eastAsia"/>
+                <w:color w:val="auto"/>
+                <w:lang w:eastAsia="zh-CN"/>
+              </w:rPr>
+              <w:lastRenderedPageBreak/>
+              <w:t>推体育只有70分左右，如果选择一些比较简单体育课随随便便可以上90分，所以说非常的恶心人。</w:t>
             </w:r>
           </w:p>
         </w:tc>
@@ -1498,7 +1764,6 @@
   <w:style w:type="character" w:default="1" w:styleId="a2">
     <w:name w:val="Default Paragraph Font"/>
     <w:uiPriority w:val="1"/>
-    <w:semiHidden/>
     <w:unhideWhenUsed/>
   </w:style>
   <w:style w:type="table" w:default="1" w:styleId="a3">
